--- a/Project_Final_Report_Adaptive_Learning.docx
+++ b/Project_Final_Report_Adaptive_Learning.docx
@@ -1470,11 +1470,11 @@
         <w:rPr>
           <w:rFonts w:ascii="Times New Roman" w:hAnsi="Times New Roman" w:eastAsia="Times New Roman" w:cs="Times New Roman"/>
         </w:rPr>
-        <w:t>Tên đề tài: Hệ thống Gợi ý Lộ trình Học tập và Phân loại Trình độ Sinh viên (AI-Powered Adaptive Learning &amp; Student Performance Prediction)</w:t>
+        <w:t xml:space="preserve">Tên đề tài: Hệ thống Gợi ý Lộ trình Học tập và Phân loại Trình độ Sinh viên (AI-Powered Adaptive Learning &amp; Student Performance Prediction)Môn học: Phát triển hệ thống thông minh — PTIT.Thành viên: Hồ Hiểu Thanh, Lê Nhật Linh, La Thế Phong.</w:t>
         <w:br/>
-        <w:t>Môn học: Phát triển hệ thống thông minh — PTIT.</w:t>
+        <w:t/>
         <w:br/>
-        <w:t>Thành viên: Hồ Hiểu Thanh, Lê Nhật Linh, La Thế Phong. MSSV của từng thành viên để trống để bổ sung sau; nhóm trưởng và nhóm phó chưa phân công.</w:t>
+        <w:t/>
       </w:r>
     </w:p>
     <w:p>
@@ -3108,7 +3108,7 @@
         <w:rPr>
           <w:rFonts w:ascii="Times New Roman" w:hAnsi="Times New Roman" w:eastAsia="Times New Roman" w:cs="Times New Roman"/>
         </w:rPr>
-        <w:t>Đã chạy kiểm tra khói (smoke test) cho pipeline đã lưu với ba bộ đầu vào đại diện; mô hình trả về lần lượt các nhãn Tốt, Cần hỗ trợ và Đạt yêu cầu, không phát sinh lỗi. Pipeline tự xử lý giá trị thiếu qua imputer. Hạn chế: chưa kiểm định trên dữ liệu thật, macro-F1 của mô hình tốt nhất là 0.5607 và nhóm Cần hỗ trợ có ít mẫu hơn. Cải tiến tiếp theo: thu thập dữ liệu được phép sử dụng, kiểm tra thiên lệch theo nhóm, hiệu chỉnh ngưỡng và đánh giá ngoài mẫu.</w:t>
+        <w:t xml:space="preserve">Đã chạy kiểm tra khói (smoke test) cho pipeline đã lưu với ba bộ đầu vào đại diện; mô hình trả về lần lượt các nhãn Tốt, Cần hỗ trợ và Đạt yêu cầu, không phát sinh lỗi. Pipeline tự xử lý giá trị thiếu qua imputer. Hạn chế: chưa kiểm định trên dữ liệu thật, macro-F1 của mô hình tốt nhất là 0.5494 và nhóm Cần hỗ trợ có ít mẫu hơn. Cải tiến tiếp theo: thu thập dữ liệu được phép sử dụng, kiểm tra thiên lệch theo nhóm, hiệu chỉnh ngưỡng và đánh giá ngoài mẫu.</w:t>
       </w:r>
     </w:p>
     <w:sdt>
@@ -3192,27 +3192,7 @@
               <w:sz w:val="24"/>
               <w:szCs w:val="24"/>
             </w:rPr>
-            <w:t xml:space="preserve">4.  </w:t>
-          </w:r>
-          <w:r>
-            <w:rPr>
-              <w:rFonts w:ascii="SamsungOne-700" w:hAnsi="SamsungOne-700" w:cs="Times New Roman"/>
-              <w:bCs/>
-              <w:color w:val="000000" w:themeColor="text1" w:themeShade="BF"/>
-              <w:sz w:val="24"/>
-              <w:szCs w:val="24"/>
-            </w:rPr>
-            <w:t>Projected Impact</w:t>
-          </w:r>
-          <w:r>
-            <w:rPr>
-              <w:rFonts w:ascii="SamsungOne-700" w:hAnsi="SamsungOne-700" w:cs="Times New Roman"/>
-              <w:bCs/>
-              <w:color w:val="000000" w:themeColor="text1" w:themeShade="BF"/>
-              <w:sz w:val="24"/>
-              <w:szCs w:val="24"/>
-            </w:rPr>
-            <w:tab/>
+            <w:t xml:space="preserve">4. Tác động dự kiến</w:t>
           </w:r>
         </w:p>
       </w:sdtContent>
@@ -3256,31 +3236,12 @@
               <w:color w:val="000000" w:themeColor="text1" w:themeShade="BF"/>
               <w:sz w:val="22"/>
             </w:rPr>
-            <w:t>4.1</w:t>
-          </w:r>
-          <w:r>
-            <w:rPr>
-              <w:rFonts w:ascii="SamsungOne-400" w:hAnsi="SamsungOne-400" w:cs="Times New Roman"/>
-              <w:color w:val="000000" w:themeColor="text1" w:themeShade="BF"/>
-              <w:sz w:val="22"/>
-            </w:rPr>
-            <w:t xml:space="preserve">. </w:t>
-          </w:r>
-          <w:r>
-            <w:rPr>
-              <w:rFonts w:ascii="SamsungOne-400" w:hAnsi="SamsungOne-400" w:cs="Times New Roman"/>
-              <w:color w:val="000000" w:themeColor="text1" w:themeShade="BF"/>
-              <w:sz w:val="22"/>
-            </w:rPr>
-            <w:t>Accomplishments and Benefits</w:t>
-          </w:r>
-          <w:r>
-            <w:rPr>
-              <w:rFonts w:ascii="SamsungOne-400" w:hAnsi="SamsungOne-400" w:cs="Times New Roman"/>
-              <w:color w:val="000000" w:themeColor="text1" w:themeShade="BF"/>
-              <w:sz w:val="22"/>
-            </w:rPr>
-            <w:tab/>
+            <w:t xml:space="preserve">4.1. Thành quả và lợi ích</w:t>
+          </w:r>
+        </w:p>
+        <w:p>
+          <w:r>
+            <w:t xml:space="preserve">Dự án đã hoàn thiện bộ dữ liệu mô phỏng có thể tái lập, mã huấn luyện, pipeline mô hình đã lưu, bảng và biểu đồ đánh giá, ứng dụng Streamlit và tài liệu kèm theo. Nguyên mẫu minh họa trọn vẹn quy trình từ tiền xử lý dữ liệu đến gợi ý lộ trình học tập cho người dùng.</w:t>
           </w:r>
         </w:p>
       </w:sdtContent>
@@ -3324,39 +3285,7 @@
               <w:color w:val="000000" w:themeColor="text1" w:themeShade="BF"/>
               <w:sz w:val="22"/>
             </w:rPr>
-            <w:t>4.2</w:t>
-          </w:r>
-          <w:r>
-            <w:rPr>
-              <w:rFonts w:ascii="SamsungOne-400" w:hAnsi="SamsungOne-400" w:cs="Times New Roman"/>
-              <w:color w:val="000000" w:themeColor="text1" w:themeShade="BF"/>
-              <w:sz w:val="22"/>
-            </w:rPr>
-            <w:t xml:space="preserve">. </w:t>
-          </w:r>
-          <w:r>
-            <w:rPr>
-              <w:rFonts w:ascii="SamsungOne-400" w:hAnsi="SamsungOne-400" w:cs="Times New Roman"/>
-              <w:color w:val="000000" w:themeColor="text1" w:themeShade="BF"/>
-              <w:sz w:val="22"/>
-            </w:rPr>
-            <w:t>Future Improvement</w:t>
-          </w:r>
-          <w:r>
-            <w:rPr>
-              <w:rFonts w:ascii="SamsungOne-400" w:hAnsi="SamsungOne-400" w:cs="Times New Roman"/>
-              <w:color w:val="000000" w:themeColor="text1" w:themeShade="BF"/>
-              <w:sz w:val="22"/>
-            </w:rPr>
-            <w:t>s</w:t>
-          </w:r>
-          <w:r>
-            <w:rPr>
-              <w:rFonts w:ascii="SamsungOne-400" w:hAnsi="SamsungOne-400" w:cs="Times New Roman"/>
-              <w:color w:val="000000" w:themeColor="text1" w:themeShade="BF"/>
-              <w:sz w:val="22"/>
-            </w:rPr>
-            <w:tab/>
+            <w:t xml:space="preserve">4.2. Cải tiến trong tương lai</w:t>
           </w:r>
         </w:p>
       </w:sdtContent>
@@ -3384,7 +3313,7 @@
               <w:rFonts w:ascii="SamsungOne-700" w:hAnsi="SamsungOne-700" w:cs="Times New Roman"/>
               <w:color w:val="000000" w:themeColor="text1" w:themeShade="BF"/>
             </w:rPr>
-            <w:t xml:space="preserve">     </w:t>
+            <w:t xml:space="preserve">Các bước tiếp theo gồm kiểm định trên dữ liệu thật được phép sử dụng, đánh giá công bằng giữa các nhóm sinh viên, hiệu chuẩn xác suất, bổ sung giám sát mô hình và mở rộng bộ quy tắc gợi ý theo nội dung học cụ thể.</w:t>
           </w:r>
         </w:p>
       </w:sdtContent>
@@ -3491,7 +3420,7 @@
               <w:rFonts w:ascii="SamsungOne-700" w:hAnsi="SamsungOne-700" w:cs="Times New Roman"/>
               <w:color w:val="000000" w:themeColor="text1" w:themeShade="BF"/>
             </w:rPr>
-            <w:t xml:space="preserve">     </w:t>
+            <w:t xml:space="preserve">Dự án đã xây dựng được một nguyên mẫu hoàn chỉnh và có thể tái lập cho bài toán phân loại trình độ học tập và gợi ý lộ trình. Kết quả đạt mức khá trên dữ liệu mô phỏng, đồng thời cho thấy rõ giới hạn của dữ liệu tổng hợp. Để ứng dụng thực tế, cần thay bằng dữ liệu sinh viên được phép sử dụng, kiểm định độc lập và có giám sát của giảng viên.</w:t>
           </w:r>
         </w:p>
       </w:sdtContent>
@@ -3991,6 +3920,9 @@
               <w:szCs w:val="20"/>
             </w:rPr>
           </w:pPr>
+          <w:r>
+            <w:t xml:space="preserve">This report documents the design, implementation and evaluation of a prototype that predicts a student's performance level and suggests a study path. All data used in this report is synthetic.</w:t>
+          </w:r>
         </w:p>
         <w:p>
           <w:pPr>
@@ -4060,6 +3992,9 @@
               <w:szCs w:val="20"/>
             </w:rPr>
           </w:pPr>
+          <w:r>
+            <w:t xml:space="preserve">The project was developed for the Intelligent Systems Development course at PTIT. It combines a scikit-learn classification pipeline with a Streamlit interface and a transparent rule-based recommendation component.</w:t>
+          </w:r>
         </w:p>
         <w:p>
           <w:pPr>
@@ -4181,6 +4116,9 @@
                   <w:sz w:val="22"/>
                 </w:rPr>
               </w:pPr>
+              <w:r>
+                <w:t xml:space="preserve">Students differ in attendance, self-study time and assessment results, so a single study path may not address individual needs. The prototype predicts a performance level from six learning indicators and then prioritises the weakest indicators.</w:t>
+              </w:r>
             </w:p>
             <w:p>
               <w:pPr>
@@ -4304,6 +4242,9 @@
                   <w:sz w:val="22"/>
                 </w:rPr>
               </w:pPr>
+              <w:r>
+                <w:t xml:space="preserve">Ho Hieu Thanh: dataset and preprocessing. Le Nhat Linh: EDA, model training and evaluation. La The Phong: system design, Streamlit application, integration and testing. All members reviewed the report and prepared the presentation.</w:t>
+              </w:r>
             </w:p>
             <w:p>
               <w:pPr>
@@ -4427,6 +4368,9 @@
                   <w:sz w:val="22"/>
                 </w:rPr>
               </w:pPr>
+              <w:r>
+                <w:t xml:space="preserve">Phase 1: problem definition and scope. Phase 2: data cleaning and EDA. Phase 3: model training and comparison. Phase 4: recommendation logic and Streamlit interface. Phase 5: testing, report and presentation. See the WBS for details.</w:t>
+              </w:r>
             </w:p>
             <w:p>
               <w:pPr>
@@ -4730,6 +4674,9 @@
                   <w:highlight w:val="yellow"/>
                 </w:rPr>
               </w:pPr>
+              <w:r>
+                <w:t xml:space="preserve">A synthetic dataset of 1,200 records was generated with a fixed random seed. Each record contains six numeric indicators and one performance label. No personal identifiers are included; the data is intended only to verify the pipeline.</w:t>
+              </w:r>
             </w:p>
             <w:p>
               <w:pPr>
@@ -5467,6 +5414,9 @@
               <w:highlight w:val="yellow"/>
             </w:rPr>
           </w:pPr>
+          <w:r>
+            <w:t xml:space="preserve">Missing numeric values are imputed with the median, then all features are standardised. The data is split into a stratified 80/20 train/test set (960/240) with random_state=42. The same transformations are stored in the exported pipeline.</w:t>
+          </w:r>
         </w:p>
         <w:p>
           <w:pPr>
@@ -5658,6 +5608,9 @@
                   <w:highlight w:val="yellow"/>
                 </w:rPr>
               </w:pPr>
+              <w:r>
+                <w:t xml:space="preserve">The label distribution is imbalanced: Meets requirements 755 (62.9%), Good 291 (24.2%) and Needs support 154 (12.8%). For this reason the evaluation reports macro-precision, macro-recall and macro-F1 in addition to accuracy.</w:t>
+              </w:r>
             </w:p>
             <w:p>
               <w:pPr>
@@ -5835,6 +5788,9 @@
                   <w:highlight w:val="yellow"/>
                 </w:rPr>
               </w:pPr>
+              <w:r>
+                <w:t xml:space="preserve">Three classifiers were compared: Logistic Regression, Decision Tree and Random Forest. Random Forest achieved the best macro-F1 and was selected. The absolute scores are moderate because the synthetic labels contain noise and the classes overlap.</w:t>
+              </w:r>
             </w:p>
             <w:p>
               <w:pPr>
@@ -6062,7 +6018,7 @@
         <w:rPr>
           <w:rFonts w:ascii="Times New Roman" w:hAnsi="Times New Roman" w:eastAsia="Times New Roman" w:cs="Times New Roman"/>
         </w:rPr>
-        <w:t>Smoke tests using three representative input profiles returned the expected range of labels (Good/Tốt, Needs support/Cần hỗ trợ, Meets requirements/Đạt yêu cầu) without runtime errors. Missing numeric values are handled by the fitted imputation pipeline. Main limitations are synthetic data, moderate macro-F1 (0.5607), and class imbalance. Future work should validate on authorized real data, audit subgroup performance, calibrate predictions, and collect feedback.</w:t>
+        <w:t xml:space="preserve">Smoke tests using three representative input profiles returned the expected range of labels (Good/Tốt, Needs support/Cần hỗ trợ, Meets requirements/Đạt yêu cầu) without runtime errors. Missing numeric values are handled by the fitted imputation pipeline. Main limitations are synthetic data, moderate macro-F1 (0.5494), and class imbalance. Future work should validate on authorized real data, audit subgroup performance, calibrate predictions, and collect feedback.</w:t>
       </w:r>
     </w:p>
     <w:sdt>
@@ -6368,6 +6324,9 @@
               <w:szCs w:val="20"/>
             </w:rPr>
           </w:pPr>
+          <w:r>
+            <w:t xml:space="preserve">The prototype is expected to help lecturers and students identify which learning indicators need attention and to make study recommendations more consistent.</w:t>
+          </w:r>
         </w:p>
         <w:p>
           <w:pPr>
@@ -6444,6 +6403,9 @@
               <w:szCs w:val="20"/>
             </w:rPr>
           </w:pPr>
+          <w:r>
+            <w:t xml:space="preserve">The project delivers a reproducible synthetic dataset, a training script, a serialized pipeline, evaluation tables and charts, a Streamlit prototype and documentation. The prototype demonstrates an end-to-end workflow from data preparation to a user-facing recommendation.</w:t>
+          </w:r>
         </w:p>
         <w:p>
           <w:pPr>
@@ -6599,6 +6561,9 @@
                   <w:szCs w:val="20"/>
                 </w:rPr>
               </w:pPr>
+              <w:r>
+                <w:t xml:space="preserve">Next steps include validating on authorized real data, auditing subgroup fairness, calibrating probabilities, adding model monitoring and extending the rule-based recommendations with content-aware ranking.</w:t>
+              </w:r>
             </w:p>
             <w:p>
               <w:pPr>
